--- a/Docs/Version 3/uMakerAi-Qwen-Alibaba.docx
+++ b/Docs/Version 3/uMakerAi-Qwen-Alibaba.docx
@@ -2859,7 +2859,7 @@
         <w:pStyle w:val="Heading2"/>
       </w:pPr>
       <w:r>
-        <w:t xml:space="preserve">2.3 Asignar Model después de DriverName</w:t>
+        <w:t xml:space="preserve">2.3 Model y DriverName</w:t>
       </w:r>
     </w:p>
     <w:p>
@@ -2903,7 +2903,7 @@
         <w:t xml:space="preserve">Model</w:t>
       </w:r>
       <w:r>
-        <w:t xml:space="preserve"> vacío, y los parámetros propios de cada modelo del catálogo (por ejemplo </w:t>
+        <w:t xml:space="preserve"> vacío. Sin </w:t>
       </w:r>
       <w:r>
         <w:rPr>
@@ -2912,10 +2912,10 @@
           <w:sz w:val="19"/>
           <w:szCs w:val="19"/>
         </w:rPr>
-        <w:t xml:space="preserve">cap_Image</w:t>
-      </w:r>
-      <w:r>
-        <w:t xml:space="preserve">) solo se aplican al asignar </w:t>
+        <w:t xml:space="preserve">Model</w:t>
+      </w:r>
+      <w:r>
+        <w:t xml:space="preserve"> se usa el modelo por defecto del driver (</w:t>
       </w:r>
       <w:r>
         <w:rPr>
@@ -2924,10 +2924,22 @@
           <w:sz w:val="19"/>
           <w:szCs w:val="19"/>
         </w:rPr>
-        <w:t xml:space="preserve">Model</w:t>
-      </w:r>
-      <w:r>
-        <w:t xml:space="preserve">. Con el modelo vacío se usa el default del driver sin esos parámetros, y una imagen adjunta no se envía.</w:t>
+        <w:t xml:space="preserve">qwen3.8-flash</w:t>
+      </w:r>
+      <w:r>
+        <w:t xml:space="preserve">) con sus parámetros del catálogo, igual que si se asignara; para otro modelo, asignarlo después de </w:t>
+      </w:r>
+      <w:r>
+        <w:rPr>
+          <w:rFonts w:ascii="Consolas" w:cs="Consolas" w:eastAsia="Consolas" w:hAnsi="Consolas"/>
+          <w:color w:val="0B4F8A"/>
+          <w:sz w:val="19"/>
+          <w:szCs w:val="19"/>
+        </w:rPr>
+        <w:t xml:space="preserve">DriverName</w:t>
+      </w:r>
+      <w:r>
+        <w:t xml:space="preserve">.</w:t>
       </w:r>
     </w:p>
     <w:p>
